--- a/Fase 1/Evidencias Individuales/Cabeza_Escobar_1.3_APT122_AutoevaluaciónFase1.docx
+++ b/Fase 1/Evidencias Individuales/Cabeza_Escobar_1.3_APT122_AutoevaluaciónFase1.docx
@@ -1,6 +1,6 @@
 
 <file path=word/document.xml><?xml version="1.0" encoding="utf-8"?>
-<w:document xmlns:wpc="http://schemas.microsoft.com/office/word/2010/wordprocessingCanvas" xmlns:cx="http://schemas.microsoft.com/office/drawing/2014/chartex" xmlns:cx1="http://schemas.microsoft.com/office/drawing/2015/9/8/chartex" xmlns:cx2="http://schemas.microsoft.com/office/drawing/2015/10/21/chartex" xmlns:cx3="http://schemas.microsoft.com/office/drawing/2016/5/9/chartex" xmlns:cx4="http://schemas.microsoft.com/office/drawing/2016/5/10/chartex" xmlns:cx5="http://schemas.microsoft.com/office/drawing/2016/5/11/chartex" xmlns:cx6="http://schemas.microsoft.com/office/drawing/2016/5/12/chartex" xmlns:cx7="http://schemas.microsoft.com/office/drawing/2016/5/13/chartex" xmlns:cx8="http://schemas.microsoft.com/office/drawing/2016/5/14/chartex" xmlns:mc="http://schemas.openxmlformats.org/markup-compatibility/2006" xmlns:aink="http://schemas.microsoft.com/office/drawing/2016/ink" xmlns:am3d="http://schemas.microsoft.com/office/drawing/2017/model3d" xmlns:o="urn:schemas-microsoft-com:office:office" xmlns:oel="http://schemas.microsoft.com/office/2019/extlst" xmlns:r="http://schemas.openxmlformats.org/officeDocument/2006/relationships" xmlns:m="http://schemas.openxmlformats.org/officeDocument/2006/math" xmlns:v="urn:schemas-microsoft-com:vml" xmlns:wp14="http://schemas.microsoft.com/office/word/2010/wordprocessingDrawing" xmlns:wp="http://schemas.openxmlformats.org/drawingml/2006/wordprocessingDrawing" xmlns:w10="urn:schemas-microsoft-com:office:word" xmlns:w="http://schemas.openxmlformats.org/wordprocessingml/2006/main" xmlns:w14="http://schemas.microsoft.com/office/word/2010/wordml" xmlns:w15="http://schemas.microsoft.com/office/word/2012/wordml" xmlns:w16cex="http://schemas.microsoft.com/office/word/2018/wordml/cex" xmlns:w16cid="http://schemas.microsoft.com/office/word/2016/wordml/cid" xmlns:w16="http://schemas.microsoft.com/office/word/2018/wordml" xmlns:w16sdtdh="http://schemas.microsoft.com/office/word/2020/wordml/sdtdatahash" xmlns:w16se="http://schemas.microsoft.com/office/word/2015/wordml/symex" xmlns:wpg="http://schemas.microsoft.com/office/word/2010/wordprocessingGroup" xmlns:wpi="http://schemas.microsoft.com/office/word/2010/wordprocessingInk" xmlns:wne="http://schemas.microsoft.com/office/word/2006/wordml" xmlns:wps="http://schemas.microsoft.com/office/word/2010/wordprocessingShape" mc:Ignorable="w14 w15 w16se w16cid w16 w16cex w16sdtdh wp14">
+<w:document xmlns:wpc="http://schemas.microsoft.com/office/word/2010/wordprocessingCanvas" xmlns:cx="http://schemas.microsoft.com/office/drawing/2014/chartex" xmlns:cx1="http://schemas.microsoft.com/office/drawing/2015/9/8/chartex" xmlns:cx2="http://schemas.microsoft.com/office/drawing/2015/10/21/chartex" xmlns:cx3="http://schemas.microsoft.com/office/drawing/2016/5/9/chartex" xmlns:cx4="http://schemas.microsoft.com/office/drawing/2016/5/10/chartex" xmlns:cx5="http://schemas.microsoft.com/office/drawing/2016/5/11/chartex" xmlns:cx6="http://schemas.microsoft.com/office/drawing/2016/5/12/chartex" xmlns:cx7="http://schemas.microsoft.com/office/drawing/2016/5/13/chartex" xmlns:cx8="http://schemas.microsoft.com/office/drawing/2016/5/14/chartex" xmlns:mc="http://schemas.openxmlformats.org/markup-compatibility/2006" xmlns:aink="http://schemas.microsoft.com/office/drawing/2016/ink" xmlns:am3d="http://schemas.microsoft.com/office/drawing/2017/model3d" xmlns:o="urn:schemas-microsoft-com:office:office" xmlns:oel="http://schemas.microsoft.com/office/2019/extlst" xmlns:r="http://schemas.openxmlformats.org/officeDocument/2006/relationships" xmlns:m="http://schemas.openxmlformats.org/officeDocument/2006/math" xmlns:v="urn:schemas-microsoft-com:vml" xmlns:wp14="http://schemas.microsoft.com/office/word/2010/wordprocessingDrawing" xmlns:wp="http://schemas.openxmlformats.org/drawingml/2006/wordprocessingDrawing" xmlns:w10="urn:schemas-microsoft-com:office:word" xmlns:w="http://schemas.openxmlformats.org/wordprocessingml/2006/main" xmlns:w14="http://schemas.microsoft.com/office/word/2010/wordml" xmlns:w15="http://schemas.microsoft.com/office/word/2012/wordml" xmlns:w16cex="http://schemas.microsoft.com/office/word/2018/wordml/cex" xmlns:w16cid="http://schemas.microsoft.com/office/word/2016/wordml/cid" xmlns:w16="http://schemas.microsoft.com/office/word/2018/wordml" xmlns:w16du="http://schemas.microsoft.com/office/word/2023/wordml/word16du" xmlns:w16sdtdh="http://schemas.microsoft.com/office/word/2020/wordml/sdtdatahash" xmlns:w16sdtfl="http://schemas.microsoft.com/office/word/2024/wordml/sdtformatlock" xmlns:w16se="http://schemas.microsoft.com/office/word/2015/wordml/symex" xmlns:wpg="http://schemas.microsoft.com/office/word/2010/wordprocessingGroup" xmlns:wpi="http://schemas.microsoft.com/office/word/2010/wordprocessingInk" xmlns:wne="http://schemas.microsoft.com/office/word/2006/wordml" xmlns:wps="http://schemas.microsoft.com/office/word/2010/wordprocessingShape" mc:Ignorable="w14 w15 w16se w16cid w16 w16cex w16sdtdh w16sdtfl w16du wp14">
   <w:body>
     <w:p>
       <w:pPr>
@@ -294,7 +294,6 @@
         <w:tc>
           <w:tcPr>
             <w:tcW w:w="706" w:type="pct"/>
-            <w:shd w:val="clear" w:color="auto" w:fill="auto"/>
             <w:vAlign w:val="center"/>
           </w:tcPr>
           <w:p>
@@ -327,7 +326,6 @@
         <w:tc>
           <w:tcPr>
             <w:tcW w:w="2401" w:type="pct"/>
-            <w:shd w:val="clear" w:color="auto" w:fill="auto"/>
             <w:vAlign w:val="center"/>
           </w:tcPr>
           <w:p>
@@ -1221,7 +1219,7 @@
                 <w:color w:val="3B3838" w:themeColor="background2" w:themeShade="40"/>
                 <w:lang w:eastAsia="es-CL"/>
               </w:rPr>
-              <w:t>5</w:t>
+              <w:t>6</w:t>
             </w:r>
           </w:p>
         </w:tc>
@@ -1339,7 +1337,7 @@
                 <w:color w:val="3B3838" w:themeColor="background2" w:themeShade="40"/>
                 <w:lang w:eastAsia="es-CL"/>
               </w:rPr>
-              <w:t>5</w:t>
+              <w:t>2</w:t>
             </w:r>
           </w:p>
         </w:tc>
@@ -1457,7 +1455,7 @@
                 <w:color w:val="3B3838" w:themeColor="background2" w:themeShade="40"/>
                 <w:lang w:eastAsia="es-CL"/>
               </w:rPr>
-              <w:t>5</w:t>
+              <w:t>2</w:t>
             </w:r>
           </w:p>
         </w:tc>
@@ -1719,7 +1717,7 @@
                 <w:color w:val="3B3838" w:themeColor="background2" w:themeShade="40"/>
                 <w:lang w:eastAsia="es-CL"/>
               </w:rPr>
-              <w:t>10</w:t>
+              <w:t>7</w:t>
             </w:r>
           </w:p>
         </w:tc>
@@ -2003,7 +2001,7 @@
                 <w:color w:val="3B3838" w:themeColor="background2" w:themeShade="40"/>
                 <w:lang w:eastAsia="es-CL"/>
               </w:rPr>
-              <w:t>10</w:t>
+              <w:t>8</w:t>
             </w:r>
           </w:p>
         </w:tc>
@@ -2600,7 +2598,7 @@
                 <w:color w:val="000000" w:themeColor="text1"/>
                 <w:lang w:eastAsia="es-CL"/>
               </w:rPr>
-              <w:t>20</w:t>
+              <w:t>10</w:t>
             </w:r>
           </w:p>
         </w:tc>
@@ -9024,15 +9022,7 @@
                 <w:color w:val="000000" w:themeColor="text1"/>
                 <w:lang w:eastAsia="es-CL"/>
               </w:rPr>
-              <w:t xml:space="preserve">12.  </w:t>
-            </w:r>
-            <w:r>
-              <w:rPr>
-                <w:rFonts w:asciiTheme="minorHAnsi" w:eastAsiaTheme="minorEastAsia" w:hAnsiTheme="minorHAnsi" w:cstheme="minorBidi"/>
-                <w:color w:val="000000" w:themeColor="text1"/>
-                <w:lang w:eastAsia="es-CL"/>
-              </w:rPr>
-              <w:t xml:space="preserve">Redacta el </w:t>
+              <w:t xml:space="preserve">12.  Redacta el </w:t>
             </w:r>
             <w:proofErr w:type="spellStart"/>
             <w:proofErr w:type="gramStart"/>
@@ -9334,7 +9324,7 @@
 </file>
 
 <file path=word/endnotes.xml><?xml version="1.0" encoding="utf-8"?>
-<w:endnotes xmlns:wpc="http://schemas.microsoft.com/office/word/2010/wordprocessingCanvas" xmlns:cx="http://schemas.microsoft.com/office/drawing/2014/chartex" xmlns:cx1="http://schemas.microsoft.com/office/drawing/2015/9/8/chartex" xmlns:cx2="http://schemas.microsoft.com/office/drawing/2015/10/21/chartex" xmlns:cx3="http://schemas.microsoft.com/office/drawing/2016/5/9/chartex" xmlns:cx4="http://schemas.microsoft.com/office/drawing/2016/5/10/chartex" xmlns:cx5="http://schemas.microsoft.com/office/drawing/2016/5/11/chartex" xmlns:cx6="http://schemas.microsoft.com/office/drawing/2016/5/12/chartex" xmlns:cx7="http://schemas.microsoft.com/office/drawing/2016/5/13/chartex" xmlns:cx8="http://schemas.microsoft.com/office/drawing/2016/5/14/chartex" xmlns:mc="http://schemas.openxmlformats.org/markup-compatibility/2006" xmlns:aink="http://schemas.microsoft.com/office/drawing/2016/ink" xmlns:am3d="http://schemas.microsoft.com/office/drawing/2017/model3d" xmlns:o="urn:schemas-microsoft-com:office:office" xmlns:oel="http://schemas.microsoft.com/office/2019/extlst" xmlns:r="http://schemas.openxmlformats.org/officeDocument/2006/relationships" xmlns:m="http://schemas.openxmlformats.org/officeDocument/2006/math" xmlns:v="urn:schemas-microsoft-com:vml" xmlns:wp14="http://schemas.microsoft.com/office/word/2010/wordprocessingDrawing" xmlns:wp="http://schemas.openxmlformats.org/drawingml/2006/wordprocessingDrawing" xmlns:w10="urn:schemas-microsoft-com:office:word" xmlns:w="http://schemas.openxmlformats.org/wordprocessingml/2006/main" xmlns:w14="http://schemas.microsoft.com/office/word/2010/wordml" xmlns:w15="http://schemas.microsoft.com/office/word/2012/wordml" xmlns:w16cex="http://schemas.microsoft.com/office/word/2018/wordml/cex" xmlns:w16cid="http://schemas.microsoft.com/office/word/2016/wordml/cid" xmlns:w16="http://schemas.microsoft.com/office/word/2018/wordml" xmlns:w16sdtdh="http://schemas.microsoft.com/office/word/2020/wordml/sdtdatahash" xmlns:w16se="http://schemas.microsoft.com/office/word/2015/wordml/symex" xmlns:wpg="http://schemas.microsoft.com/office/word/2010/wordprocessingGroup" xmlns:wpi="http://schemas.microsoft.com/office/word/2010/wordprocessingInk" xmlns:wne="http://schemas.microsoft.com/office/word/2006/wordml" xmlns:wps="http://schemas.microsoft.com/office/word/2010/wordprocessingShape" mc:Ignorable="w14 w15 w16se w16cid w16 w16cex w16sdtdh wp14">
+<w:endnotes xmlns:wpc="http://schemas.microsoft.com/office/word/2010/wordprocessingCanvas" xmlns:cx="http://schemas.microsoft.com/office/drawing/2014/chartex" xmlns:cx1="http://schemas.microsoft.com/office/drawing/2015/9/8/chartex" xmlns:cx2="http://schemas.microsoft.com/office/drawing/2015/10/21/chartex" xmlns:cx3="http://schemas.microsoft.com/office/drawing/2016/5/9/chartex" xmlns:cx4="http://schemas.microsoft.com/office/drawing/2016/5/10/chartex" xmlns:cx5="http://schemas.microsoft.com/office/drawing/2016/5/11/chartex" xmlns:cx6="http://schemas.microsoft.com/office/drawing/2016/5/12/chartex" xmlns:cx7="http://schemas.microsoft.com/office/drawing/2016/5/13/chartex" xmlns:cx8="http://schemas.microsoft.com/office/drawing/2016/5/14/chartex" xmlns:mc="http://schemas.openxmlformats.org/markup-compatibility/2006" xmlns:aink="http://schemas.microsoft.com/office/drawing/2016/ink" xmlns:am3d="http://schemas.microsoft.com/office/drawing/2017/model3d" xmlns:o="urn:schemas-microsoft-com:office:office" xmlns:oel="http://schemas.microsoft.com/office/2019/extlst" xmlns:r="http://schemas.openxmlformats.org/officeDocument/2006/relationships" xmlns:m="http://schemas.openxmlformats.org/officeDocument/2006/math" xmlns:v="urn:schemas-microsoft-com:vml" xmlns:wp14="http://schemas.microsoft.com/office/word/2010/wordprocessingDrawing" xmlns:wp="http://schemas.openxmlformats.org/drawingml/2006/wordprocessingDrawing" xmlns:w10="urn:schemas-microsoft-com:office:word" xmlns:w="http://schemas.openxmlformats.org/wordprocessingml/2006/main" xmlns:w14="http://schemas.microsoft.com/office/word/2010/wordml" xmlns:w15="http://schemas.microsoft.com/office/word/2012/wordml" xmlns:w16cex="http://schemas.microsoft.com/office/word/2018/wordml/cex" xmlns:w16cid="http://schemas.microsoft.com/office/word/2016/wordml/cid" xmlns:w16="http://schemas.microsoft.com/office/word/2018/wordml" xmlns:w16du="http://schemas.microsoft.com/office/word/2023/wordml/word16du" xmlns:w16sdtdh="http://schemas.microsoft.com/office/word/2020/wordml/sdtdatahash" xmlns:w16sdtfl="http://schemas.microsoft.com/office/word/2024/wordml/sdtformatlock" xmlns:w16se="http://schemas.microsoft.com/office/word/2015/wordml/symex" xmlns:wpg="http://schemas.microsoft.com/office/word/2010/wordprocessingGroup" xmlns:wpi="http://schemas.microsoft.com/office/word/2010/wordprocessingInk" xmlns:wne="http://schemas.microsoft.com/office/word/2006/wordml" xmlns:wps="http://schemas.microsoft.com/office/word/2010/wordprocessingShape" mc:Ignorable="w14 w15 w16se w16cid w16 w16cex w16sdtdh w16sdtfl w16du wp14">
   <w:endnote w:type="separator" w:id="-1">
     <w:p>
       <w:r>
@@ -9353,7 +9343,7 @@
 </file>
 
 <file path=word/footer1.xml><?xml version="1.0" encoding="utf-8"?>
-<w:ftr xmlns:wpc="http://schemas.microsoft.com/office/word/2010/wordprocessingCanvas" xmlns:cx="http://schemas.microsoft.com/office/drawing/2014/chartex" xmlns:cx1="http://schemas.microsoft.com/office/drawing/2015/9/8/chartex" xmlns:cx2="http://schemas.microsoft.com/office/drawing/2015/10/21/chartex" xmlns:cx3="http://schemas.microsoft.com/office/drawing/2016/5/9/chartex" xmlns:cx4="http://schemas.microsoft.com/office/drawing/2016/5/10/chartex" xmlns:cx5="http://schemas.microsoft.com/office/drawing/2016/5/11/chartex" xmlns:cx6="http://schemas.microsoft.com/office/drawing/2016/5/12/chartex" xmlns:cx7="http://schemas.microsoft.com/office/drawing/2016/5/13/chartex" xmlns:cx8="http://schemas.microsoft.com/office/drawing/2016/5/14/chartex" xmlns:mc="http://schemas.openxmlformats.org/markup-compatibility/2006" xmlns:aink="http://schemas.microsoft.com/office/drawing/2016/ink" xmlns:am3d="http://schemas.microsoft.com/office/drawing/2017/model3d" xmlns:o="urn:schemas-microsoft-com:office:office" xmlns:oel="http://schemas.microsoft.com/office/2019/extlst" xmlns:r="http://schemas.openxmlformats.org/officeDocument/2006/relationships" xmlns:m="http://schemas.openxmlformats.org/officeDocument/2006/math" xmlns:v="urn:schemas-microsoft-com:vml" xmlns:wp14="http://schemas.microsoft.com/office/word/2010/wordprocessingDrawing" xmlns:wp="http://schemas.openxmlformats.org/drawingml/2006/wordprocessingDrawing" xmlns:w10="urn:schemas-microsoft-com:office:word" xmlns:w="http://schemas.openxmlformats.org/wordprocessingml/2006/main" xmlns:w14="http://schemas.microsoft.com/office/word/2010/wordml" xmlns:w15="http://schemas.microsoft.com/office/word/2012/wordml" xmlns:w16cex="http://schemas.microsoft.com/office/word/2018/wordml/cex" xmlns:w16cid="http://schemas.microsoft.com/office/word/2016/wordml/cid" xmlns:w16="http://schemas.microsoft.com/office/word/2018/wordml" xmlns:w16sdtdh="http://schemas.microsoft.com/office/word/2020/wordml/sdtdatahash" xmlns:w16se="http://schemas.microsoft.com/office/word/2015/wordml/symex" xmlns:wpg="http://schemas.microsoft.com/office/word/2010/wordprocessingGroup" xmlns:wpi="http://schemas.microsoft.com/office/word/2010/wordprocessingInk" xmlns:wne="http://schemas.microsoft.com/office/word/2006/wordml" xmlns:wps="http://schemas.microsoft.com/office/word/2010/wordprocessingShape" mc:Ignorable="w14 w15 w16se w16cid w16 w16cex w16sdtdh wp14">
+<w:ftr xmlns:wpc="http://schemas.microsoft.com/office/word/2010/wordprocessingCanvas" xmlns:cx="http://schemas.microsoft.com/office/drawing/2014/chartex" xmlns:cx1="http://schemas.microsoft.com/office/drawing/2015/9/8/chartex" xmlns:cx2="http://schemas.microsoft.com/office/drawing/2015/10/21/chartex" xmlns:cx3="http://schemas.microsoft.com/office/drawing/2016/5/9/chartex" xmlns:cx4="http://schemas.microsoft.com/office/drawing/2016/5/10/chartex" xmlns:cx5="http://schemas.microsoft.com/office/drawing/2016/5/11/chartex" xmlns:cx6="http://schemas.microsoft.com/office/drawing/2016/5/12/chartex" xmlns:cx7="http://schemas.microsoft.com/office/drawing/2016/5/13/chartex" xmlns:cx8="http://schemas.microsoft.com/office/drawing/2016/5/14/chartex" xmlns:mc="http://schemas.openxmlformats.org/markup-compatibility/2006" xmlns:aink="http://schemas.microsoft.com/office/drawing/2016/ink" xmlns:am3d="http://schemas.microsoft.com/office/drawing/2017/model3d" xmlns:o="urn:schemas-microsoft-com:office:office" xmlns:oel="http://schemas.microsoft.com/office/2019/extlst" xmlns:r="http://schemas.openxmlformats.org/officeDocument/2006/relationships" xmlns:m="http://schemas.openxmlformats.org/officeDocument/2006/math" xmlns:v="urn:schemas-microsoft-com:vml" xmlns:wp14="http://schemas.microsoft.com/office/word/2010/wordprocessingDrawing" xmlns:wp="http://schemas.openxmlformats.org/drawingml/2006/wordprocessingDrawing" xmlns:w10="urn:schemas-microsoft-com:office:word" xmlns:w="http://schemas.openxmlformats.org/wordprocessingml/2006/main" xmlns:w14="http://schemas.microsoft.com/office/word/2010/wordml" xmlns:w15="http://schemas.microsoft.com/office/word/2012/wordml" xmlns:w16cex="http://schemas.microsoft.com/office/word/2018/wordml/cex" xmlns:w16cid="http://schemas.microsoft.com/office/word/2016/wordml/cid" xmlns:w16="http://schemas.microsoft.com/office/word/2018/wordml" xmlns:w16du="http://schemas.microsoft.com/office/word/2023/wordml/word16du" xmlns:w16sdtdh="http://schemas.microsoft.com/office/word/2020/wordml/sdtdatahash" xmlns:w16sdtfl="http://schemas.microsoft.com/office/word/2024/wordml/sdtformatlock" xmlns:w16se="http://schemas.microsoft.com/office/word/2015/wordml/symex" xmlns:wpg="http://schemas.microsoft.com/office/word/2010/wordprocessingGroup" xmlns:wpi="http://schemas.microsoft.com/office/word/2010/wordprocessingInk" xmlns:wne="http://schemas.microsoft.com/office/word/2006/wordml" xmlns:wps="http://schemas.microsoft.com/office/word/2010/wordprocessingShape" mc:Ignorable="w14 w15 w16se w16cid w16 w16cex w16sdtdh w16sdtfl w16du wp14">
   <w:p>
     <w:pPr>
       <w:pStyle w:val="Piedepgina"/>
@@ -9548,15 +9538,15 @@
             </wp:anchor>
           </w:drawing>
         </mc:Choice>
-        <mc:Fallback xmlns:a="http://schemas.openxmlformats.org/drawingml/2006/main">
+        <mc:Fallback>
           <w:pict>
-            <v:group id="Grupo 37" style="position:absolute;left:0;text-align:left;margin-left:416.8pt;margin-top:0;width:468pt;height:25.2pt;z-index:251662336;mso-width-percent:1000;mso-top-percent:200;mso-wrap-distance-left:0;mso-wrap-distance-right:0;mso-position-horizontal:right;mso-position-horizontal-relative:margin;mso-position-vertical-relative:bottom-margin-area;mso-width-percent:1000;mso-top-percent:200;mso-width-relative:margin;mso-height-relative:margin" coordsize="59626,3238" o:spid="_x0000_s1026" w14:anchorId="0F25DB77" o:gfxdata="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">
-              <v:rect id="Rectángulo 38" style="position:absolute;left:190;width:59436;height:188;visibility:visible;mso-wrap-style:square;v-text-anchor:middle" o:spid="_x0000_s1027" fillcolor="black [3213]" stroked="f" strokeweight="1pt" o:gfxdata="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"/>
+            <v:group w14:anchorId="0F25DB77" id="Grupo 37" o:spid="_x0000_s1026" style="position:absolute;left:0;text-align:left;margin-left:416.8pt;margin-top:0;width:468pt;height:25.2pt;z-index:251662336;mso-width-percent:1000;mso-top-percent:200;mso-wrap-distance-left:0;mso-wrap-distance-right:0;mso-position-horizontal:right;mso-position-horizontal-relative:margin;mso-position-vertical-relative:bottom-margin-area;mso-width-percent:1000;mso-top-percent:200;mso-width-relative:margin;mso-height-relative:margin" coordsize="59626,3238" o:gfxdata="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">
+              <v:rect id="Rectángulo 38" o:spid="_x0000_s1027" style="position:absolute;left:190;width:59436;height:188;visibility:visible;mso-wrap-style:square;v-text-anchor:middle" o:gfxdata="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" fillcolor="black [3213]" stroked="f" strokeweight="1pt"/>
               <v:shapetype id="_x0000_t202" coordsize="21600,21600" o:spt="202" path="m,l,21600r21600,l21600,xe">
                 <v:stroke joinstyle="miter"/>
                 <v:path gradientshapeok="t" o:connecttype="rect"/>
               </v:shapetype>
-              <v:shape id="Cuadro de texto 39" style="position:absolute;top:666;width:59436;height:2572;visibility:visible;mso-wrap-style:square;v-text-anchor:bottom" o:spid="_x0000_s1028" filled="f" stroked="f" strokeweight=".5pt" type="#_x0000_t202" o:gfxdata="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">
+              <v:shape id="Cuadro de texto 39" o:spid="_x0000_s1028" type="#_x0000_t202" style="position:absolute;top:666;width:59436;height:2572;visibility:visible;mso-wrap-style:square;v-text-anchor:bottom" o:gfxdata="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" filled="f" stroked="f" strokeweight=".5pt">
                 <v:textbox inset=",,,0">
                   <w:txbxContent>
                     <w:sdt>
@@ -9577,7 +9567,6 @@
                           <w:calendar w:val="gregorian"/>
                         </w:date>
                       </w:sdtPr>
-                      <w:sdtEndPr/>
                       <w:sdtContent>
                         <w:p>
                           <w:pPr>
@@ -9760,9 +9749,9 @@
             </wp:anchor>
           </w:drawing>
         </mc:Choice>
-        <mc:Fallback xmlns:a="http://schemas.openxmlformats.org/drawingml/2006/main">
+        <mc:Fallback>
           <w:pict>
-            <v:rect id="Rectángulo 40" style="position:absolute;left:0;text-align:left;margin-left:0;margin-top:0;width:36pt;height:25.2pt;z-index:251661312;visibility:visible;mso-wrap-style:square;mso-width-percent:0;mso-height-percent:0;mso-top-percent:200;mso-wrap-distance-left:0;mso-wrap-distance-top:0;mso-wrap-distance-right:0;mso-wrap-distance-bottom:0;mso-position-horizontal:left;mso-position-horizontal-relative:right-margin-area;mso-position-vertical-relative:bottom-margin-area;mso-width-percent:0;mso-height-percent:0;mso-top-percent:200;mso-width-relative:margin;mso-height-relative:margin;v-text-anchor:bottom" o:spid="_x0000_s1029" fillcolor="black [3213]" stroked="f" strokeweight="3pt" w14:anchorId="3CF0A8BB" o:gfxdata="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">
+            <v:rect w14:anchorId="3CF0A8BB" id="Rectángulo 40" o:spid="_x0000_s1029" style="position:absolute;left:0;text-align:left;margin-left:0;margin-top:0;width:36pt;height:25.2pt;z-index:251661312;visibility:visible;mso-wrap-style:square;mso-width-percent:0;mso-height-percent:0;mso-top-percent:200;mso-wrap-distance-left:0;mso-wrap-distance-top:0;mso-wrap-distance-right:0;mso-wrap-distance-bottom:0;mso-position-horizontal:left;mso-position-horizontal-relative:right-margin-area;mso-position-vertical-relative:bottom-margin-area;mso-width-percent:0;mso-height-percent:0;mso-top-percent:200;mso-width-relative:margin;mso-height-relative:margin;v-text-anchor:bottom" o:gfxdata="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" fillcolor="black [3213]" stroked="f" strokeweight="3pt">
               <v:textbox>
                 <w:txbxContent>
                   <w:p>
@@ -9835,7 +9824,7 @@
 </file>
 
 <file path=word/footnotes.xml><?xml version="1.0" encoding="utf-8"?>
-<w:footnotes xmlns:wpc="http://schemas.microsoft.com/office/word/2010/wordprocessingCanvas" xmlns:cx="http://schemas.microsoft.com/office/drawing/2014/chartex" xmlns:cx1="http://schemas.microsoft.com/office/drawing/2015/9/8/chartex" xmlns:cx2="http://schemas.microsoft.com/office/drawing/2015/10/21/chartex" xmlns:cx3="http://schemas.microsoft.com/office/drawing/2016/5/9/chartex" xmlns:cx4="http://schemas.microsoft.com/office/drawing/2016/5/10/chartex" xmlns:cx5="http://schemas.microsoft.com/office/drawing/2016/5/11/chartex" xmlns:cx6="http://schemas.microsoft.com/office/drawing/2016/5/12/chartex" xmlns:cx7="http://schemas.microsoft.com/office/drawing/2016/5/13/chartex" xmlns:cx8="http://schemas.microsoft.com/office/drawing/2016/5/14/chartex" xmlns:mc="http://schemas.openxmlformats.org/markup-compatibility/2006" xmlns:aink="http://schemas.microsoft.com/office/drawing/2016/ink" xmlns:am3d="http://schemas.microsoft.com/office/drawing/2017/model3d" xmlns:o="urn:schemas-microsoft-com:office:office" xmlns:oel="http://schemas.microsoft.com/office/2019/extlst" xmlns:r="http://schemas.openxmlformats.org/officeDocument/2006/relationships" xmlns:m="http://schemas.openxmlformats.org/officeDocument/2006/math" xmlns:v="urn:schemas-microsoft-com:vml" xmlns:wp14="http://schemas.microsoft.com/office/word/2010/wordprocessingDrawing" xmlns:wp="http://schemas.openxmlformats.org/drawingml/2006/wordprocessingDrawing" xmlns:w10="urn:schemas-microsoft-com:office:word" xmlns:w="http://schemas.openxmlformats.org/wordprocessingml/2006/main" xmlns:w14="http://schemas.microsoft.com/office/word/2010/wordml" xmlns:w15="http://schemas.microsoft.com/office/word/2012/wordml" xmlns:w16cex="http://schemas.microsoft.com/office/word/2018/wordml/cex" xmlns:w16cid="http://schemas.microsoft.com/office/word/2016/wordml/cid" xmlns:w16="http://schemas.microsoft.com/office/word/2018/wordml" xmlns:w16sdtdh="http://schemas.microsoft.com/office/word/2020/wordml/sdtdatahash" xmlns:w16se="http://schemas.microsoft.com/office/word/2015/wordml/symex" xmlns:wpg="http://schemas.microsoft.com/office/word/2010/wordprocessingGroup" xmlns:wpi="http://schemas.microsoft.com/office/word/2010/wordprocessingInk" xmlns:wne="http://schemas.microsoft.com/office/word/2006/wordml" xmlns:wps="http://schemas.microsoft.com/office/word/2010/wordprocessingShape" mc:Ignorable="w14 w15 w16se w16cid w16 w16cex w16sdtdh wp14">
+<w:footnotes xmlns:wpc="http://schemas.microsoft.com/office/word/2010/wordprocessingCanvas" xmlns:cx="http://schemas.microsoft.com/office/drawing/2014/chartex" xmlns:cx1="http://schemas.microsoft.com/office/drawing/2015/9/8/chartex" xmlns:cx2="http://schemas.microsoft.com/office/drawing/2015/10/21/chartex" xmlns:cx3="http://schemas.microsoft.com/office/drawing/2016/5/9/chartex" xmlns:cx4="http://schemas.microsoft.com/office/drawing/2016/5/10/chartex" xmlns:cx5="http://schemas.microsoft.com/office/drawing/2016/5/11/chartex" xmlns:cx6="http://schemas.microsoft.com/office/drawing/2016/5/12/chartex" xmlns:cx7="http://schemas.microsoft.com/office/drawing/2016/5/13/chartex" xmlns:cx8="http://schemas.microsoft.com/office/drawing/2016/5/14/chartex" xmlns:mc="http://schemas.openxmlformats.org/markup-compatibility/2006" xmlns:aink="http://schemas.microsoft.com/office/drawing/2016/ink" xmlns:am3d="http://schemas.microsoft.com/office/drawing/2017/model3d" xmlns:o="urn:schemas-microsoft-com:office:office" xmlns:oel="http://schemas.microsoft.com/office/2019/extlst" xmlns:r="http://schemas.openxmlformats.org/officeDocument/2006/relationships" xmlns:m="http://schemas.openxmlformats.org/officeDocument/2006/math" xmlns:v="urn:schemas-microsoft-com:vml" xmlns:wp14="http://schemas.microsoft.com/office/word/2010/wordprocessingDrawing" xmlns:wp="http://schemas.openxmlformats.org/drawingml/2006/wordprocessingDrawing" xmlns:w10="urn:schemas-microsoft-com:office:word" xmlns:w="http://schemas.openxmlformats.org/wordprocessingml/2006/main" xmlns:w14="http://schemas.microsoft.com/office/word/2010/wordml" xmlns:w15="http://schemas.microsoft.com/office/word/2012/wordml" xmlns:w16cex="http://schemas.microsoft.com/office/word/2018/wordml/cex" xmlns:w16cid="http://schemas.microsoft.com/office/word/2016/wordml/cid" xmlns:w16="http://schemas.microsoft.com/office/word/2018/wordml" xmlns:w16du="http://schemas.microsoft.com/office/word/2023/wordml/word16du" xmlns:w16sdtdh="http://schemas.microsoft.com/office/word/2020/wordml/sdtdatahash" xmlns:w16sdtfl="http://schemas.microsoft.com/office/word/2024/wordml/sdtformatlock" xmlns:w16se="http://schemas.microsoft.com/office/word/2015/wordml/symex" xmlns:wpg="http://schemas.microsoft.com/office/word/2010/wordprocessingGroup" xmlns:wpi="http://schemas.microsoft.com/office/word/2010/wordprocessingInk" xmlns:wne="http://schemas.microsoft.com/office/word/2006/wordml" xmlns:wps="http://schemas.microsoft.com/office/word/2010/wordprocessingShape" mc:Ignorable="w14 w15 w16se w16cid w16 w16cex w16sdtdh w16sdtfl w16du wp14">
   <w:footnote w:type="separator" w:id="-1">
     <w:p>
       <w:r>
@@ -9854,7 +9843,7 @@
 </file>
 
 <file path=word/header1.xml><?xml version="1.0" encoding="utf-8"?>
-<w:hdr xmlns:wpc="http://schemas.microsoft.com/office/word/2010/wordprocessingCanvas" xmlns:cx="http://schemas.microsoft.com/office/drawing/2014/chartex" xmlns:cx1="http://schemas.microsoft.com/office/drawing/2015/9/8/chartex" xmlns:cx2="http://schemas.microsoft.com/office/drawing/2015/10/21/chartex" xmlns:cx3="http://schemas.microsoft.com/office/drawing/2016/5/9/chartex" xmlns:cx4="http://schemas.microsoft.com/office/drawing/2016/5/10/chartex" xmlns:cx5="http://schemas.microsoft.com/office/drawing/2016/5/11/chartex" xmlns:cx6="http://schemas.microsoft.com/office/drawing/2016/5/12/chartex" xmlns:cx7="http://schemas.microsoft.com/office/drawing/2016/5/13/chartex" xmlns:cx8="http://schemas.microsoft.com/office/drawing/2016/5/14/chartex" xmlns:mc="http://schemas.openxmlformats.org/markup-compatibility/2006" xmlns:aink="http://schemas.microsoft.com/office/drawing/2016/ink" xmlns:am3d="http://schemas.microsoft.com/office/drawing/2017/model3d" xmlns:o="urn:schemas-microsoft-com:office:office" xmlns:oel="http://schemas.microsoft.com/office/2019/extlst" xmlns:r="http://schemas.openxmlformats.org/officeDocument/2006/relationships" xmlns:m="http://schemas.openxmlformats.org/officeDocument/2006/math" xmlns:v="urn:schemas-microsoft-com:vml" xmlns:wp14="http://schemas.microsoft.com/office/word/2010/wordprocessingDrawing" xmlns:wp="http://schemas.openxmlformats.org/drawingml/2006/wordprocessingDrawing" xmlns:w10="urn:schemas-microsoft-com:office:word" xmlns:w="http://schemas.openxmlformats.org/wordprocessingml/2006/main" xmlns:w14="http://schemas.microsoft.com/office/word/2010/wordml" xmlns:w15="http://schemas.microsoft.com/office/word/2012/wordml" xmlns:w16cex="http://schemas.microsoft.com/office/word/2018/wordml/cex" xmlns:w16cid="http://schemas.microsoft.com/office/word/2016/wordml/cid" xmlns:w16="http://schemas.microsoft.com/office/word/2018/wordml" xmlns:w16sdtdh="http://schemas.microsoft.com/office/word/2020/wordml/sdtdatahash" xmlns:w16se="http://schemas.microsoft.com/office/word/2015/wordml/symex" xmlns:wpg="http://schemas.microsoft.com/office/word/2010/wordprocessingGroup" xmlns:wpi="http://schemas.microsoft.com/office/word/2010/wordprocessingInk" xmlns:wne="http://schemas.microsoft.com/office/word/2006/wordml" xmlns:wps="http://schemas.microsoft.com/office/word/2010/wordprocessingShape" mc:Ignorable="w14 w15 w16se w16cid w16 w16cex w16sdtdh wp14">
+<w:hdr xmlns:wpc="http://schemas.microsoft.com/office/word/2010/wordprocessingCanvas" xmlns:cx="http://schemas.microsoft.com/office/drawing/2014/chartex" xmlns:cx1="http://schemas.microsoft.com/office/drawing/2015/9/8/chartex" xmlns:cx2="http://schemas.microsoft.com/office/drawing/2015/10/21/chartex" xmlns:cx3="http://schemas.microsoft.com/office/drawing/2016/5/9/chartex" xmlns:cx4="http://schemas.microsoft.com/office/drawing/2016/5/10/chartex" xmlns:cx5="http://schemas.microsoft.com/office/drawing/2016/5/11/chartex" xmlns:cx6="http://schemas.microsoft.com/office/drawing/2016/5/12/chartex" xmlns:cx7="http://schemas.microsoft.com/office/drawing/2016/5/13/chartex" xmlns:cx8="http://schemas.microsoft.com/office/drawing/2016/5/14/chartex" xmlns:mc="http://schemas.openxmlformats.org/markup-compatibility/2006" xmlns:aink="http://schemas.microsoft.com/office/drawing/2016/ink" xmlns:am3d="http://schemas.microsoft.com/office/drawing/2017/model3d" xmlns:o="urn:schemas-microsoft-com:office:office" xmlns:oel="http://schemas.microsoft.com/office/2019/extlst" xmlns:r="http://schemas.openxmlformats.org/officeDocument/2006/relationships" xmlns:m="http://schemas.openxmlformats.org/officeDocument/2006/math" xmlns:v="urn:schemas-microsoft-com:vml" xmlns:wp14="http://schemas.microsoft.com/office/word/2010/wordprocessingDrawing" xmlns:wp="http://schemas.openxmlformats.org/drawingml/2006/wordprocessingDrawing" xmlns:w10="urn:schemas-microsoft-com:office:word" xmlns:w="http://schemas.openxmlformats.org/wordprocessingml/2006/main" xmlns:w14="http://schemas.microsoft.com/office/word/2010/wordml" xmlns:w15="http://schemas.microsoft.com/office/word/2012/wordml" xmlns:w16cex="http://schemas.microsoft.com/office/word/2018/wordml/cex" xmlns:w16cid="http://schemas.microsoft.com/office/word/2016/wordml/cid" xmlns:w16="http://schemas.microsoft.com/office/word/2018/wordml" xmlns:w16du="http://schemas.microsoft.com/office/word/2023/wordml/word16du" xmlns:w16sdtdh="http://schemas.microsoft.com/office/word/2020/wordml/sdtdatahash" xmlns:w16sdtfl="http://schemas.microsoft.com/office/word/2024/wordml/sdtformatlock" xmlns:w16se="http://schemas.microsoft.com/office/word/2015/wordml/symex" xmlns:wpg="http://schemas.microsoft.com/office/word/2010/wordprocessingGroup" xmlns:wpi="http://schemas.microsoft.com/office/word/2010/wordprocessingInk" xmlns:wne="http://schemas.microsoft.com/office/word/2006/wordml" xmlns:wps="http://schemas.microsoft.com/office/word/2010/wordprocessingShape" mc:Ignorable="w14 w15 w16se w16cid w16 w16cex w16sdtdh w16sdtfl w16du wp14">
   <w:p>
     <w:pPr>
       <w:pStyle w:val="Encabezado"/>
@@ -9952,7 +9941,7 @@
 </file>
 
 <file path=word/numbering.xml><?xml version="1.0" encoding="utf-8"?>
-<w:numbering xmlns:wpc="http://schemas.microsoft.com/office/word/2010/wordprocessingCanvas" xmlns:cx="http://schemas.microsoft.com/office/drawing/2014/chartex" xmlns:cx1="http://schemas.microsoft.com/office/drawing/2015/9/8/chartex" xmlns:cx2="http://schemas.microsoft.com/office/drawing/2015/10/21/chartex" xmlns:cx3="http://schemas.microsoft.com/office/drawing/2016/5/9/chartex" xmlns:cx4="http://schemas.microsoft.com/office/drawing/2016/5/10/chartex" xmlns:cx5="http://schemas.microsoft.com/office/drawing/2016/5/11/chartex" xmlns:cx6="http://schemas.microsoft.com/office/drawing/2016/5/12/chartex" xmlns:cx7="http://schemas.microsoft.com/office/drawing/2016/5/13/chartex" xmlns:cx8="http://schemas.microsoft.com/office/drawing/2016/5/14/chartex" xmlns:mc="http://schemas.openxmlformats.org/markup-compatibility/2006" xmlns:aink="http://schemas.microsoft.com/office/drawing/2016/ink" xmlns:am3d="http://schemas.microsoft.com/office/drawing/2017/model3d" xmlns:o="urn:schemas-microsoft-com:office:office" xmlns:oel="http://schemas.microsoft.com/office/2019/extlst" xmlns:r="http://schemas.openxmlformats.org/officeDocument/2006/relationships" xmlns:m="http://schemas.openxmlformats.org/officeDocument/2006/math" xmlns:v="urn:schemas-microsoft-com:vml" xmlns:wp14="http://schemas.microsoft.com/office/word/2010/wordprocessingDrawing" xmlns:wp="http://schemas.openxmlformats.org/drawingml/2006/wordprocessingDrawing" xmlns:w10="urn:schemas-microsoft-com:office:word" xmlns:w="http://schemas.openxmlformats.org/wordprocessingml/2006/main" xmlns:w14="http://schemas.microsoft.com/office/word/2010/wordml" xmlns:w15="http://schemas.microsoft.com/office/word/2012/wordml" xmlns:w16cex="http://schemas.microsoft.com/office/word/2018/wordml/cex" xmlns:w16cid="http://schemas.microsoft.com/office/word/2016/wordml/cid" xmlns:w16="http://schemas.microsoft.com/office/word/2018/wordml" xmlns:w16sdtdh="http://schemas.microsoft.com/office/word/2020/wordml/sdtdatahash" xmlns:w16se="http://schemas.microsoft.com/office/word/2015/wordml/symex" xmlns:wpg="http://schemas.microsoft.com/office/word/2010/wordprocessingGroup" xmlns:wpi="http://schemas.microsoft.com/office/word/2010/wordprocessingInk" xmlns:wne="http://schemas.microsoft.com/office/word/2006/wordml" xmlns:wps="http://schemas.microsoft.com/office/word/2010/wordprocessingShape" mc:Ignorable="w14 w15 w16se w16cid w16 w16cex w16sdtdh wp14">
+<w:numbering xmlns:wpc="http://schemas.microsoft.com/office/word/2010/wordprocessingCanvas" xmlns:cx="http://schemas.microsoft.com/office/drawing/2014/chartex" xmlns:cx1="http://schemas.microsoft.com/office/drawing/2015/9/8/chartex" xmlns:cx2="http://schemas.microsoft.com/office/drawing/2015/10/21/chartex" xmlns:cx3="http://schemas.microsoft.com/office/drawing/2016/5/9/chartex" xmlns:cx4="http://schemas.microsoft.com/office/drawing/2016/5/10/chartex" xmlns:cx5="http://schemas.microsoft.com/office/drawing/2016/5/11/chartex" xmlns:cx6="http://schemas.microsoft.com/office/drawing/2016/5/12/chartex" xmlns:cx7="http://schemas.microsoft.com/office/drawing/2016/5/13/chartex" xmlns:cx8="http://schemas.microsoft.com/office/drawing/2016/5/14/chartex" xmlns:mc="http://schemas.openxmlformats.org/markup-compatibility/2006" xmlns:aink="http://schemas.microsoft.com/office/drawing/2016/ink" xmlns:am3d="http://schemas.microsoft.com/office/drawing/2017/model3d" xmlns:o="urn:schemas-microsoft-com:office:office" xmlns:oel="http://schemas.microsoft.com/office/2019/extlst" xmlns:r="http://schemas.openxmlformats.org/officeDocument/2006/relationships" xmlns:m="http://schemas.openxmlformats.org/officeDocument/2006/math" xmlns:v="urn:schemas-microsoft-com:vml" xmlns:wp14="http://schemas.microsoft.com/office/word/2010/wordprocessingDrawing" xmlns:wp="http://schemas.openxmlformats.org/drawingml/2006/wordprocessingDrawing" xmlns:w10="urn:schemas-microsoft-com:office:word" xmlns:w="http://schemas.openxmlformats.org/wordprocessingml/2006/main" xmlns:w14="http://schemas.microsoft.com/office/word/2010/wordml" xmlns:w15="http://schemas.microsoft.com/office/word/2012/wordml" xmlns:w16cex="http://schemas.microsoft.com/office/word/2018/wordml/cex" xmlns:w16cid="http://schemas.microsoft.com/office/word/2016/wordml/cid" xmlns:w16="http://schemas.microsoft.com/office/word/2018/wordml" xmlns:w16du="http://schemas.microsoft.com/office/word/2023/wordml/word16du" xmlns:w16sdtdh="http://schemas.microsoft.com/office/word/2020/wordml/sdtdatahash" xmlns:w16sdtfl="http://schemas.microsoft.com/office/word/2024/wordml/sdtformatlock" xmlns:w16se="http://schemas.microsoft.com/office/word/2015/wordml/symex" xmlns:wpg="http://schemas.microsoft.com/office/word/2010/wordprocessingGroup" xmlns:wpi="http://schemas.microsoft.com/office/word/2010/wordprocessingInk" xmlns:wne="http://schemas.microsoft.com/office/word/2006/wordml" xmlns:wps="http://schemas.microsoft.com/office/word/2010/wordprocessingShape" mc:Ignorable="w14 w15 w16se w16cid w16 w16cex w16sdtdh w16sdtfl w16du wp14">
   <w:abstractNum w:abstractNumId="0" w15:restartNumberingAfterBreak="0">
     <w:nsid w:val="08183884"/>
     <w:multiLevelType w:val="hybridMultilevel"/>
@@ -13311,7 +13300,7 @@
 </file>
 
 <file path=word/styles.xml><?xml version="1.0" encoding="utf-8"?>
-<w:styles xmlns:mc="http://schemas.openxmlformats.org/markup-compatibility/2006" xmlns:r="http://schemas.openxmlformats.org/officeDocument/2006/relationships" xmlns:w="http://schemas.openxmlformats.org/wordprocessingml/2006/main" xmlns:w14="http://schemas.microsoft.com/office/word/2010/wordml" xmlns:w15="http://schemas.microsoft.com/office/word/2012/wordml" xmlns:w16cex="http://schemas.microsoft.com/office/word/2018/wordml/cex" xmlns:w16cid="http://schemas.microsoft.com/office/word/2016/wordml/cid" xmlns:w16="http://schemas.microsoft.com/office/word/2018/wordml" xmlns:w16sdtdh="http://schemas.microsoft.com/office/word/2020/wordml/sdtdatahash" xmlns:w16se="http://schemas.microsoft.com/office/word/2015/wordml/symex" mc:Ignorable="w14 w15 w16se w16cid w16 w16cex w16sdtdh">
+<w:styles xmlns:mc="http://schemas.openxmlformats.org/markup-compatibility/2006" xmlns:r="http://schemas.openxmlformats.org/officeDocument/2006/relationships" xmlns:w="http://schemas.openxmlformats.org/wordprocessingml/2006/main" xmlns:w14="http://schemas.microsoft.com/office/word/2010/wordml" xmlns:w15="http://schemas.microsoft.com/office/word/2012/wordml" xmlns:w16cex="http://schemas.microsoft.com/office/word/2018/wordml/cex" xmlns:w16cid="http://schemas.microsoft.com/office/word/2016/wordml/cid" xmlns:w16="http://schemas.microsoft.com/office/word/2018/wordml" xmlns:w16du="http://schemas.microsoft.com/office/word/2023/wordml/word16du" xmlns:w16sdtdh="http://schemas.microsoft.com/office/word/2020/wordml/sdtdatahash" xmlns:w16sdtfl="http://schemas.microsoft.com/office/word/2024/wordml/sdtformatlock" xmlns:w16se="http://schemas.microsoft.com/office/word/2015/wordml/symex" mc:Ignorable="w14 w15 w16se w16cid w16 w16cex w16sdtdh w16sdtfl w16du">
   <w:docDefaults>
     <w:rPrDefault>
       <w:rPr>
@@ -13433,6 +13422,7 @@
     <w:lsdException w:name="HTML Sample" w:semiHidden="1" w:unhideWhenUsed="1"/>
     <w:lsdException w:name="HTML Typewriter" w:semiHidden="1" w:unhideWhenUsed="1"/>
     <w:lsdException w:name="HTML Variable" w:semiHidden="1" w:unhideWhenUsed="1"/>
+    <w:lsdException w:name="Normal Table" w:semiHidden="1" w:unhideWhenUsed="1"/>
     <w:lsdException w:name="annotation subject" w:semiHidden="1" w:unhideWhenUsed="1"/>
     <w:lsdException w:name="No List" w:semiHidden="1" w:unhideWhenUsed="1"/>
     <w:lsdException w:name="Outline List 1" w:semiHidden="1" w:unhideWhenUsed="1"/>
@@ -13475,8 +13465,11 @@
     <w:lsdException w:name="Table Contemporary" w:semiHidden="1" w:unhideWhenUsed="1"/>
     <w:lsdException w:name="Table Elegant" w:semiHidden="1" w:unhideWhenUsed="1"/>
     <w:lsdException w:name="Table Professional" w:semiHidden="1" w:unhideWhenUsed="1"/>
+    <w:lsdException w:name="Table Subtle 1" w:semiHidden="1" w:unhideWhenUsed="1"/>
     <w:lsdException w:name="Table Subtle 2" w:semiHidden="1" w:unhideWhenUsed="1"/>
     <w:lsdException w:name="Table Web 1" w:semiHidden="1" w:unhideWhenUsed="1"/>
+    <w:lsdException w:name="Table Web 2" w:semiHidden="1" w:unhideWhenUsed="1"/>
+    <w:lsdException w:name="Table Web 3" w:semiHidden="1" w:unhideWhenUsed="1"/>
     <w:lsdException w:name="Balloon Text" w:semiHidden="1" w:unhideWhenUsed="1"/>
     <w:lsdException w:name="Table Grid" w:uiPriority="39"/>
     <w:lsdException w:name="Table Theme" w:semiHidden="1" w:unhideWhenUsed="1"/>
@@ -14191,7 +14184,7 @@
       <w:lang w:val="es-CL" w:eastAsia="es-CL"/>
     </w:rPr>
   </w:style>
-  <w:style w:type="character" w:styleId="Textoennegrita">
+  <w:style w:type="character" w:styleId="Fuerte">
     <w:name w:val="Strong"/>
     <w:basedOn w:val="Fuentedeprrafopredeter"/>
     <w:uiPriority w:val="22"/>
